--- a/04_支援会社提出パッケージ/00_review_request/open_items_for_review.docx
+++ b/04_支援会社提出パッケージ/00_review_request/open_items_for_review.docx
@@ -9,7 +9,7 @@
       </w:pPr>
       <w:r>
         <w:rPr>
-          <w:rFonts w:ascii="Hiragino Sans" w:hAnsi="Hiragino Sans" w:eastAsia="Hiragino Sans" w:cs="Hiragino Sans"/>
+          <w:rFonts w:ascii="Arial Unicode MS" w:hAnsi="Arial Unicode MS" w:eastAsia="Arial Unicode MS" w:cs="Arial Unicode MS"/>
           <w:b/>
           <w:color w:val="1F3A5F"/>
           <w:sz w:val="36"/>
@@ -23,12 +23,12 @@
       </w:pPr>
       <w:r>
         <w:rPr>
-          <w:rFonts w:ascii="Hiragino Sans" w:hAnsi="Hiragino Sans" w:eastAsia="Hiragino Sans" w:cs="Hiragino Sans"/>
+          <w:rFonts w:ascii="Arial Unicode MS" w:hAnsi="Arial Unicode MS" w:eastAsia="Arial Unicode MS" w:cs="Arial Unicode MS"/>
           <w:b w:val="0"/>
           <w:color w:val="5B677A"/>
           <w:sz w:val="18"/>
         </w:rPr>
-        <w:t>株式会社MoMo / 上場準備レビュー資料 / 作成日：2026年7月18日</w:t>
+        <w:t>株式会社MoMo / 上場準備レビュー資料 / 作成日：2026年8月5日</w:t>
       </w:r>
     </w:p>
     <w:p>
@@ -37,12 +37,12 @@
       </w:pPr>
       <w:r>
         <w:rPr>
-          <w:rFonts w:ascii="Hiragino Sans" w:hAnsi="Hiragino Sans" w:eastAsia="Hiragino Sans" w:cs="Hiragino Sans"/>
+          <w:rFonts w:ascii="Arial Unicode MS" w:hAnsi="Arial Unicode MS" w:eastAsia="Arial Unicode MS" w:cs="Arial Unicode MS"/>
           <w:b/>
           <w:color w:val="2E74B5"/>
           <w:sz w:val="26"/>
         </w:rPr>
-        <w:t>1. 優先確認事項</w:t>
+        <w:t>1. 支援会社へ確認したい未確定論点</w:t>
       </w:r>
     </w:p>
     <w:tbl>
@@ -72,7 +72,7 @@
             </w:pPr>
             <w:r>
               <w:rPr>
-                <w:rFonts w:ascii="Hiragino Sans" w:hAnsi="Hiragino Sans" w:eastAsia="Hiragino Sans" w:cs="Hiragino Sans"/>
+                <w:rFonts w:ascii="Arial Unicode MS" w:hAnsi="Arial Unicode MS" w:eastAsia="Arial Unicode MS" w:cs="Arial Unicode MS"/>
                 <w:b/>
                 <w:color w:val="000000"/>
                 <w:sz w:val="19"/>
@@ -93,12 +93,12 @@
             </w:pPr>
             <w:r>
               <w:rPr>
-                <w:rFonts w:ascii="Hiragino Sans" w:hAnsi="Hiragino Sans" w:eastAsia="Hiragino Sans" w:cs="Hiragino Sans"/>
+                <w:rFonts w:ascii="Arial Unicode MS" w:hAnsi="Arial Unicode MS" w:eastAsia="Arial Unicode MS" w:cs="Arial Unicode MS"/>
                 <w:b/>
                 <w:color w:val="000000"/>
                 <w:sz w:val="19"/>
               </w:rPr>
-              <w:t>論点</w:t>
+              <w:t>領域</w:t>
             </w:r>
           </w:p>
         </w:tc>
@@ -114,12 +114,12 @@
             </w:pPr>
             <w:r>
               <w:rPr>
-                <w:rFonts w:ascii="Hiragino Sans" w:hAnsi="Hiragino Sans" w:eastAsia="Hiragino Sans" w:cs="Hiragino Sans"/>
+                <w:rFonts w:ascii="Arial Unicode MS" w:hAnsi="Arial Unicode MS" w:eastAsia="Arial Unicode MS" w:cs="Arial Unicode MS"/>
                 <w:b/>
                 <w:color w:val="000000"/>
                 <w:sz w:val="19"/>
               </w:rPr>
-              <w:t>現状</w:t>
+              <w:t>現状反映済み事項</w:t>
             </w:r>
           </w:p>
         </w:tc>
@@ -135,7 +135,7 @@
             </w:pPr>
             <w:r>
               <w:rPr>
-                <w:rFonts w:ascii="Hiragino Sans" w:hAnsi="Hiragino Sans" w:eastAsia="Hiragino Sans" w:cs="Hiragino Sans"/>
+                <w:rFonts w:ascii="Arial Unicode MS" w:hAnsi="Arial Unicode MS" w:eastAsia="Arial Unicode MS" w:cs="Arial Unicode MS"/>
                 <w:b/>
                 <w:color w:val="000000"/>
                 <w:sz w:val="19"/>
@@ -156,7 +156,7 @@
             </w:pPr>
             <w:r>
               <w:rPr>
-                <w:rFonts w:ascii="Hiragino Sans" w:hAnsi="Hiragino Sans" w:eastAsia="Hiragino Sans" w:cs="Hiragino Sans"/>
+                <w:rFonts w:ascii="Arial Unicode MS" w:hAnsi="Arial Unicode MS" w:eastAsia="Arial Unicode MS" w:cs="Arial Unicode MS"/>
                 <w:b/>
                 <w:color w:val="000000"/>
                 <w:sz w:val="19"/>
@@ -178,7 +178,7 @@
             </w:pPr>
             <w:r>
               <w:rPr>
-                <w:rFonts w:ascii="Hiragino Sans" w:hAnsi="Hiragino Sans" w:eastAsia="Hiragino Sans" w:cs="Hiragino Sans"/>
+                <w:rFonts w:ascii="Arial Unicode MS" w:hAnsi="Arial Unicode MS" w:eastAsia="Arial Unicode MS" w:cs="Arial Unicode MS"/>
                 <w:b w:val="0"/>
                 <w:color w:val="000000"/>
                 <w:sz w:val="19"/>
@@ -198,12 +198,12 @@
             </w:pPr>
             <w:r>
               <w:rPr>
-                <w:rFonts w:ascii="Hiragino Sans" w:hAnsi="Hiragino Sans" w:eastAsia="Hiragino Sans" w:cs="Hiragino Sans"/>
+                <w:rFonts w:ascii="Arial Unicode MS" w:hAnsi="Arial Unicode MS" w:eastAsia="Arial Unicode MS" w:cs="Arial Unicode MS"/>
                 <w:b w:val="0"/>
                 <w:color w:val="000000"/>
                 <w:sz w:val="19"/>
               </w:rPr>
-              <w:t>上場スケジュール</w:t>
+              <w:t>機関設計</w:t>
             </w:r>
           </w:p>
         </w:tc>
@@ -218,12 +218,12 @@
             </w:pPr>
             <w:r>
               <w:rPr>
-                <w:rFonts w:ascii="Hiragino Sans" w:hAnsi="Hiragino Sans" w:eastAsia="Hiragino Sans" w:cs="Hiragino Sans"/>
+                <w:rFonts w:ascii="Arial Unicode MS" w:hAnsi="Arial Unicode MS" w:eastAsia="Arial Unicode MS" w:cs="Arial Unicode MS"/>
                 <w:b w:val="0"/>
                 <w:color w:val="000000"/>
                 <w:sz w:val="19"/>
               </w:rPr>
-              <w:t>3年後上場予定、現在N-1期との情報が併存</w:t>
+              <w:t>N-1期中に取締役会設置会社・監査役設置会社へ移行方針。追加取締役1名は未定、外部候補を検討。外部非常勤監査役候補も未定。</w:t>
             </w:r>
           </w:p>
         </w:tc>
@@ -238,12 +238,12 @@
             </w:pPr>
             <w:r>
               <w:rPr>
-                <w:rFonts w:ascii="Hiragino Sans" w:hAnsi="Hiragino Sans" w:eastAsia="Hiragino Sans" w:cs="Hiragino Sans"/>
+                <w:rFonts w:ascii="Arial Unicode MS" w:hAnsi="Arial Unicode MS" w:eastAsia="Arial Unicode MS" w:cs="Arial Unicode MS"/>
                 <w:b w:val="0"/>
                 <w:color w:val="000000"/>
                 <w:sz w:val="19"/>
               </w:rPr>
-              <w:t>TOKYO PRO Market上場時期とグロース市場上場時期、N期定義</w:t>
+              <w:t>追加取締役候補及び外部監査役候補の要件、選任時期、報酬、任期、責任限定契約、監査役会を当面置かない設計の妥当性</w:t>
             </w:r>
           </w:p>
         </w:tc>
@@ -258,7 +258,7 @@
             </w:pPr>
             <w:r>
               <w:rPr>
-                <w:rFonts w:ascii="Hiragino Sans" w:hAnsi="Hiragino Sans" w:eastAsia="Hiragino Sans" w:cs="Hiragino Sans"/>
+                <w:rFonts w:ascii="Arial Unicode MS" w:hAnsi="Arial Unicode MS" w:eastAsia="Arial Unicode MS" w:cs="Arial Unicode MS"/>
                 <w:b w:val="0"/>
                 <w:color w:val="000000"/>
                 <w:sz w:val="19"/>
@@ -280,7 +280,7 @@
             </w:pPr>
             <w:r>
               <w:rPr>
-                <w:rFonts w:ascii="Hiragino Sans" w:hAnsi="Hiragino Sans" w:eastAsia="Hiragino Sans" w:cs="Hiragino Sans"/>
+                <w:rFonts w:ascii="Arial Unicode MS" w:hAnsi="Arial Unicode MS" w:eastAsia="Arial Unicode MS" w:cs="Arial Unicode MS"/>
                 <w:b w:val="0"/>
                 <w:color w:val="000000"/>
                 <w:sz w:val="19"/>
@@ -300,12 +300,12 @@
             </w:pPr>
             <w:r>
               <w:rPr>
-                <w:rFonts w:ascii="Hiragino Sans" w:hAnsi="Hiragino Sans" w:eastAsia="Hiragino Sans" w:cs="Hiragino Sans"/>
+                <w:rFonts w:ascii="Arial Unicode MS" w:hAnsi="Arial Unicode MS" w:eastAsia="Arial Unicode MS" w:cs="Arial Unicode MS"/>
                 <w:b w:val="0"/>
                 <w:color w:val="000000"/>
                 <w:sz w:val="19"/>
               </w:rPr>
-              <w:t>機関設計</w:t>
+              <w:t>会議体</w:t>
             </w:r>
           </w:p>
         </w:tc>
@@ -320,12 +320,12 @@
             </w:pPr>
             <w:r>
               <w:rPr>
-                <w:rFonts w:ascii="Hiragino Sans" w:hAnsi="Hiragino Sans" w:eastAsia="Hiragino Sans" w:cs="Hiragino Sans"/>
+                <w:rFonts w:ascii="Arial Unicode MS" w:hAnsi="Arial Unicode MS" w:eastAsia="Arial Unicode MS" w:cs="Arial Unicode MS"/>
                 <w:b w:val="0"/>
                 <w:color w:val="000000"/>
                 <w:sz w:val="19"/>
               </w:rPr>
-              <w:t>取締役2名、監査役なし</w:t>
+              <w:t>月次決算完了後すぐ経営会議を開催し、必要事項を取締役会へ上程。資料提出期限は3日前。議事録等はNotion確認記録で管理。</w:t>
             </w:r>
           </w:p>
         </w:tc>
@@ -340,12 +340,12 @@
             </w:pPr>
             <w:r>
               <w:rPr>
-                <w:rFonts w:ascii="Hiragino Sans" w:hAnsi="Hiragino Sans" w:eastAsia="Hiragino Sans" w:cs="Hiragino Sans"/>
+                <w:rFonts w:ascii="Arial Unicode MS" w:hAnsi="Arial Unicode MS" w:eastAsia="Arial Unicode MS" w:cs="Arial Unicode MS"/>
                 <w:b w:val="0"/>
                 <w:color w:val="000000"/>
                 <w:sz w:val="19"/>
               </w:rPr>
-              <w:t>取締役会設置会社化、取締役追加、監査役選任の予定時期</w:t>
+              <w:t>取締役会・経営会議の開催頻度、議題、議事録承認証跡、決議・報告事項の粒度</w:t>
             </w:r>
           </w:p>
         </w:tc>
@@ -360,7 +360,7 @@
             </w:pPr>
             <w:r>
               <w:rPr>
-                <w:rFonts w:ascii="Hiragino Sans" w:hAnsi="Hiragino Sans" w:eastAsia="Hiragino Sans" w:cs="Hiragino Sans"/>
+                <w:rFonts w:ascii="Arial Unicode MS" w:hAnsi="Arial Unicode MS" w:eastAsia="Arial Unicode MS" w:cs="Arial Unicode MS"/>
                 <w:b w:val="0"/>
                 <w:color w:val="000000"/>
                 <w:sz w:val="19"/>
@@ -382,7 +382,7 @@
             </w:pPr>
             <w:r>
               <w:rPr>
-                <w:rFonts w:ascii="Hiragino Sans" w:hAnsi="Hiragino Sans" w:eastAsia="Hiragino Sans" w:cs="Hiragino Sans"/>
+                <w:rFonts w:ascii="Arial Unicode MS" w:hAnsi="Arial Unicode MS" w:eastAsia="Arial Unicode MS" w:cs="Arial Unicode MS"/>
                 <w:b w:val="0"/>
                 <w:color w:val="000000"/>
                 <w:sz w:val="19"/>
@@ -402,12 +402,12 @@
             </w:pPr>
             <w:r>
               <w:rPr>
-                <w:rFonts w:ascii="Hiragino Sans" w:hAnsi="Hiragino Sans" w:eastAsia="Hiragino Sans" w:cs="Hiragino Sans"/>
+                <w:rFonts w:ascii="Arial Unicode MS" w:hAnsi="Arial Unicode MS" w:eastAsia="Arial Unicode MS" w:cs="Arial Unicode MS"/>
                 <w:b w:val="0"/>
                 <w:color w:val="000000"/>
                 <w:sz w:val="19"/>
               </w:rPr>
-              <w:t>取締役会・経営会議</w:t>
+              <w:t>決裁統制</w:t>
             </w:r>
           </w:p>
         </w:tc>
@@ -422,12 +422,12 @@
             </w:pPr>
             <w:r>
               <w:rPr>
-                <w:rFonts w:ascii="Hiragino Sans" w:hAnsi="Hiragino Sans" w:eastAsia="Hiragino Sans" w:cs="Hiragino Sans"/>
+                <w:rFonts w:ascii="Arial Unicode MS" w:hAnsi="Arial Unicode MS" w:eastAsia="Arial Unicode MS" w:cs="Arial Unicode MS"/>
                 <w:b w:val="0"/>
                 <w:color w:val="000000"/>
                 <w:sz w:val="19"/>
               </w:rPr>
-              <w:t>経営会議はこれから設置</w:t>
+              <w:t>10万円以上代表承認、50万円以上経営会議又は取締役会報告、100万円以上原則取締役会決議。事後稟議は3営業日以内。</w:t>
             </w:r>
           </w:p>
         </w:tc>
@@ -442,12 +442,12 @@
             </w:pPr>
             <w:r>
               <w:rPr>
-                <w:rFonts w:ascii="Hiragino Sans" w:hAnsi="Hiragino Sans" w:eastAsia="Hiragino Sans" w:cs="Hiragino Sans"/>
+                <w:rFonts w:ascii="Arial Unicode MS" w:hAnsi="Arial Unicode MS" w:eastAsia="Arial Unicode MS" w:cs="Arial Unicode MS"/>
                 <w:b w:val="0"/>
                 <w:color w:val="000000"/>
                 <w:sz w:val="19"/>
               </w:rPr>
-              <w:t>開催頻度、議事録担当、月次報告資料、承認ルート</w:t>
+              <w:t>MoMoの規模及び上場準備水準から見た金額基準、事後稟議許容範囲、通常取引の例外設定</w:t>
             </w:r>
           </w:p>
         </w:tc>
@@ -462,7 +462,7 @@
             </w:pPr>
             <w:r>
               <w:rPr>
-                <w:rFonts w:ascii="Hiragino Sans" w:hAnsi="Hiragino Sans" w:eastAsia="Hiragino Sans" w:cs="Hiragino Sans"/>
+                <w:rFonts w:ascii="Arial Unicode MS" w:hAnsi="Arial Unicode MS" w:eastAsia="Arial Unicode MS" w:cs="Arial Unicode MS"/>
                 <w:b w:val="0"/>
                 <w:color w:val="000000"/>
                 <w:sz w:val="19"/>
@@ -484,7 +484,7 @@
             </w:pPr>
             <w:r>
               <w:rPr>
-                <w:rFonts w:ascii="Hiragino Sans" w:hAnsi="Hiragino Sans" w:eastAsia="Hiragino Sans" w:cs="Hiragino Sans"/>
+                <w:rFonts w:ascii="Arial Unicode MS" w:hAnsi="Arial Unicode MS" w:eastAsia="Arial Unicode MS" w:cs="Arial Unicode MS"/>
                 <w:b w:val="0"/>
                 <w:color w:val="000000"/>
                 <w:sz w:val="19"/>
@@ -504,12 +504,12 @@
             </w:pPr>
             <w:r>
               <w:rPr>
-                <w:rFonts w:ascii="Hiragino Sans" w:hAnsi="Hiragino Sans" w:eastAsia="Hiragino Sans" w:cs="Hiragino Sans"/>
+                <w:rFonts w:ascii="Arial Unicode MS" w:hAnsi="Arial Unicode MS" w:eastAsia="Arial Unicode MS" w:cs="Arial Unicode MS"/>
                 <w:b w:val="0"/>
                 <w:color w:val="000000"/>
                 <w:sz w:val="19"/>
               </w:rPr>
-              <w:t>月次決算</w:t>
+              <w:t>内部監査</w:t>
             </w:r>
           </w:p>
         </w:tc>
@@ -524,12 +524,12 @@
             </w:pPr>
             <w:r>
               <w:rPr>
-                <w:rFonts w:ascii="Hiragino Sans" w:hAnsi="Hiragino Sans" w:eastAsia="Hiragino Sans" w:cs="Hiragino Sans"/>
+                <w:rFonts w:ascii="Arial Unicode MS" w:hAnsi="Arial Unicode MS" w:eastAsia="Arial Unicode MS" w:cs="Arial Unicode MS"/>
                 <w:b w:val="0"/>
                 <w:color w:val="000000"/>
                 <w:sz w:val="19"/>
               </w:rPr>
-              <w:t>翌月20日までに反映したい</w:t>
+              <w:t>初期は外部専門家活用。社内候補者なし。外部専門家未定。初回内部監査はN-1期下期想定。</w:t>
             </w:r>
           </w:p>
         </w:tc>
@@ -544,12 +544,12 @@
             </w:pPr>
             <w:r>
               <w:rPr>
-                <w:rFonts w:ascii="Hiragino Sans" w:hAnsi="Hiragino Sans" w:eastAsia="Hiragino Sans" w:cs="Hiragino Sans"/>
+                <w:rFonts w:ascii="Arial Unicode MS" w:hAnsi="Arial Unicode MS" w:eastAsia="Arial Unicode MS" w:cs="Arial Unicode MS"/>
                 <w:b w:val="0"/>
                 <w:color w:val="000000"/>
                 <w:sz w:val="19"/>
               </w:rPr>
-              <w:t>上場準備上の目標締め日、レビュー者、報告会議体</w:t>
+              <w:t>外部内部監査支援先の選定要件、独立性、初年度監査範囲、初回サンプル件数、監査役監査との役割分担</w:t>
             </w:r>
           </w:p>
         </w:tc>
@@ -564,7 +564,7 @@
             </w:pPr>
             <w:r>
               <w:rPr>
-                <w:rFonts w:ascii="Hiragino Sans" w:hAnsi="Hiragino Sans" w:eastAsia="Hiragino Sans" w:cs="Hiragino Sans"/>
+                <w:rFonts w:ascii="Arial Unicode MS" w:hAnsi="Arial Unicode MS" w:eastAsia="Arial Unicode MS" w:cs="Arial Unicode MS"/>
                 <w:b w:val="0"/>
                 <w:color w:val="000000"/>
                 <w:sz w:val="19"/>
@@ -586,7 +586,7 @@
             </w:pPr>
             <w:r>
               <w:rPr>
-                <w:rFonts w:ascii="Hiragino Sans" w:hAnsi="Hiragino Sans" w:eastAsia="Hiragino Sans" w:cs="Hiragino Sans"/>
+                <w:rFonts w:ascii="Arial Unicode MS" w:hAnsi="Arial Unicode MS" w:eastAsia="Arial Unicode MS" w:cs="Arial Unicode MS"/>
                 <w:b w:val="0"/>
                 <w:color w:val="000000"/>
                 <w:sz w:val="19"/>
@@ -606,12 +606,12 @@
             </w:pPr>
             <w:r>
               <w:rPr>
-                <w:rFonts w:ascii="Hiragino Sans" w:hAnsi="Hiragino Sans" w:eastAsia="Hiragino Sans" w:cs="Hiragino Sans"/>
+                <w:rFonts w:ascii="Arial Unicode MS" w:hAnsi="Arial Unicode MS" w:eastAsia="Arial Unicode MS" w:cs="Arial Unicode MS"/>
                 <w:b w:val="0"/>
                 <w:color w:val="000000"/>
                 <w:sz w:val="19"/>
               </w:rPr>
-              <w:t>反社チェック</w:t>
+              <w:t>反社・関連当事者</w:t>
             </w:r>
           </w:p>
         </w:tc>
@@ -626,12 +626,12 @@
             </w:pPr>
             <w:r>
               <w:rPr>
-                <w:rFonts w:ascii="Hiragino Sans" w:hAnsi="Hiragino Sans" w:eastAsia="Hiragino Sans" w:cs="Hiragino Sans"/>
+                <w:rFonts w:ascii="Arial Unicode MS" w:hAnsi="Arial Unicode MS" w:eastAsia="Arial Unicode MS" w:cs="Arial Unicode MS"/>
                 <w:b w:val="0"/>
                 <w:color w:val="000000"/>
                 <w:sz w:val="19"/>
               </w:rPr>
-              <w:t>契約条項はあるが実査未実施</w:t>
+              <w:t>反社は管理部がWeb検索等の簡易チェックで開始。疑義相談先はOneasia越路先生。関連当事者管理責任者は未定。既存取引なし。</w:t>
             </w:r>
           </w:p>
         </w:tc>
@@ -646,12 +646,12 @@
             </w:pPr>
             <w:r>
               <w:rPr>
-                <w:rFonts w:ascii="Hiragino Sans" w:hAnsi="Hiragino Sans" w:eastAsia="Hiragino Sans" w:cs="Hiragino Sans"/>
+                <w:rFonts w:ascii="Arial Unicode MS" w:hAnsi="Arial Unicode MS" w:eastAsia="Arial Unicode MS" w:cs="Arial Unicode MS"/>
                 <w:b w:val="0"/>
                 <w:color w:val="000000"/>
                 <w:sz w:val="19"/>
               </w:rPr>
-              <w:t>利用サービス、対象範囲、頻度、既存取引先への遡及範囲</w:t>
+              <w:t>反社チェック方法、既存取引先の遡及範囲、関連当事者調査票対象、近親者・主要株主範囲、承認例外、開示検討時期</w:t>
             </w:r>
           </w:p>
         </w:tc>
@@ -666,7 +666,7 @@
             </w:pPr>
             <w:r>
               <w:rPr>
-                <w:rFonts w:ascii="Hiragino Sans" w:hAnsi="Hiragino Sans" w:eastAsia="Hiragino Sans" w:cs="Hiragino Sans"/>
+                <w:rFonts w:ascii="Arial Unicode MS" w:hAnsi="Arial Unicode MS" w:eastAsia="Arial Unicode MS" w:cs="Arial Unicode MS"/>
                 <w:b w:val="0"/>
                 <w:color w:val="000000"/>
                 <w:sz w:val="19"/>
@@ -688,7 +688,7 @@
             </w:pPr>
             <w:r>
               <w:rPr>
-                <w:rFonts w:ascii="Hiragino Sans" w:hAnsi="Hiragino Sans" w:eastAsia="Hiragino Sans" w:cs="Hiragino Sans"/>
+                <w:rFonts w:ascii="Arial Unicode MS" w:hAnsi="Arial Unicode MS" w:eastAsia="Arial Unicode MS" w:cs="Arial Unicode MS"/>
                 <w:b w:val="0"/>
                 <w:color w:val="000000"/>
                 <w:sz w:val="19"/>
@@ -708,12 +708,12 @@
             </w:pPr>
             <w:r>
               <w:rPr>
-                <w:rFonts w:ascii="Hiragino Sans" w:hAnsi="Hiragino Sans" w:eastAsia="Hiragino Sans" w:cs="Hiragino Sans"/>
+                <w:rFonts w:ascii="Arial Unicode MS" w:hAnsi="Arial Unicode MS" w:eastAsia="Arial Unicode MS" w:cs="Arial Unicode MS"/>
                 <w:b w:val="0"/>
                 <w:color w:val="000000"/>
                 <w:sz w:val="19"/>
               </w:rPr>
-              <w:t>与信管理</w:t>
+              <w:t>労務</w:t>
             </w:r>
           </w:p>
         </w:tc>
@@ -728,12 +728,12 @@
             </w:pPr>
             <w:r>
               <w:rPr>
-                <w:rFonts w:ascii="Hiragino Sans" w:hAnsi="Hiragino Sans" w:eastAsia="Hiragino Sans" w:cs="Hiragino Sans"/>
+                <w:rFonts w:ascii="Arial Unicode MS" w:hAnsi="Arial Unicode MS" w:eastAsia="Arial Unicode MS" w:cs="Arial Unicode MS"/>
                 <w:b w:val="0"/>
                 <w:color w:val="000000"/>
                 <w:sz w:val="19"/>
               </w:rPr>
-              <w:t>Notionで取引先管理</w:t>
+              <w:t>末締め翌20日支払い、固定残業10時間分、通常賞与あり、人事評価は半期評価で賞与連動。就業規則PDFに支払日・労働時間・賞与算定期間の不整合あり。</w:t>
             </w:r>
           </w:p>
         </w:tc>
@@ -748,12 +748,12 @@
             </w:pPr>
             <w:r>
               <w:rPr>
-                <w:rFonts w:ascii="Hiragino Sans" w:hAnsi="Hiragino Sans" w:eastAsia="Hiragino Sans" w:cs="Hiragino Sans"/>
+                <w:rFonts w:ascii="Arial Unicode MS" w:hAnsi="Arial Unicode MS" w:eastAsia="Arial Unicode MS" w:cs="Arial Unicode MS"/>
                 <w:b w:val="0"/>
                 <w:color w:val="000000"/>
                 <w:sz w:val="19"/>
               </w:rPr>
-              <w:t>与信限度額、掛取引条件、未入金フォロー基準</w:t>
+              <w:t>社労士レビュー前に修正すべき就業規則・賃金規程・人事評価規程の論点、賞与算定期間、固定残業の記載方法</w:t>
             </w:r>
           </w:p>
         </w:tc>
@@ -768,7 +768,109 @@
             </w:pPr>
             <w:r>
               <w:rPr>
-                <w:rFonts w:ascii="Hiragino Sans" w:hAnsi="Hiragino Sans" w:eastAsia="Hiragino Sans" w:cs="Hiragino Sans"/>
+                <w:rFonts w:ascii="Arial Unicode MS" w:hAnsi="Arial Unicode MS" w:eastAsia="Arial Unicode MS" w:cs="Arial Unicode MS"/>
+                <w:b w:val="0"/>
+                <w:color w:val="000000"/>
+                <w:sz w:val="19"/>
+              </w:rPr>
+              <w:t>高</w:t>
+            </w:r>
+          </w:p>
+        </w:tc>
+      </w:tr>
+      <w:tr>
+        <w:tc>
+          <w:tcPr>
+            <w:tcW w:type="dxa" w:w="1872"/>
+            <w:vAlign w:val="top"/>
+          </w:tcPr>
+          <w:p>
+            <w:pPr>
+              <w:spacing w:after="0"/>
+            </w:pPr>
+            <w:r>
+              <w:rPr>
+                <w:rFonts w:ascii="Arial Unicode MS" w:hAnsi="Arial Unicode MS" w:eastAsia="Arial Unicode MS" w:cs="Arial Unicode MS"/>
+                <w:b w:val="0"/>
+                <w:color w:val="000000"/>
+                <w:sz w:val="19"/>
+              </w:rPr>
+              <w:t>7</w:t>
+            </w:r>
+          </w:p>
+        </w:tc>
+        <w:tc>
+          <w:tcPr>
+            <w:tcW w:type="dxa" w:w="1872"/>
+            <w:vAlign w:val="top"/>
+          </w:tcPr>
+          <w:p>
+            <w:pPr>
+              <w:spacing w:after="0"/>
+            </w:pPr>
+            <w:r>
+              <w:rPr>
+                <w:rFonts w:ascii="Arial Unicode MS" w:hAnsi="Arial Unicode MS" w:eastAsia="Arial Unicode MS" w:cs="Arial Unicode MS"/>
+                <w:b w:val="0"/>
+                <w:color w:val="000000"/>
+                <w:sz w:val="19"/>
+              </w:rPr>
+              <w:t>経理・資金</w:t>
+            </w:r>
+          </w:p>
+        </w:tc>
+        <w:tc>
+          <w:tcPr>
+            <w:tcW w:type="dxa" w:w="1872"/>
+            <w:vAlign w:val="top"/>
+          </w:tcPr>
+          <w:p>
+            <w:pPr>
+              <w:spacing w:after="0"/>
+            </w:pPr>
+            <w:r>
+              <w:rPr>
+                <w:rFonts w:ascii="Arial Unicode MS" w:hAnsi="Arial Unicode MS" w:eastAsia="Arial Unicode MS" w:cs="Arial Unicode MS"/>
+                <w:b w:val="0"/>
+                <w:color w:val="000000"/>
+                <w:sz w:val="19"/>
+              </w:rPr>
+              <w:t>経理責任者及び月次確認者は柿塚。税理士は税理士法人cosmos。資金繰り表・銀行口座一覧はN-1期中に管理部が作成。</w:t>
+            </w:r>
+          </w:p>
+        </w:tc>
+        <w:tc>
+          <w:tcPr>
+            <w:tcW w:type="dxa" w:w="1872"/>
+            <w:vAlign w:val="top"/>
+          </w:tcPr>
+          <w:p>
+            <w:pPr>
+              <w:spacing w:after="0"/>
+            </w:pPr>
+            <w:r>
+              <w:rPr>
+                <w:rFonts w:ascii="Arial Unicode MS" w:hAnsi="Arial Unicode MS" w:eastAsia="Arial Unicode MS" w:cs="Arial Unicode MS"/>
+                <w:b w:val="0"/>
+                <w:color w:val="000000"/>
+                <w:sz w:val="19"/>
+              </w:rPr>
+              <w:t>月次決算締め日程、月次処理項目、資金繰り表フォーマット、売上計上基準、固定資産・棚卸・税務処理のレビュー順序</w:t>
+            </w:r>
+          </w:p>
+        </w:tc>
+        <w:tc>
+          <w:tcPr>
+            <w:tcW w:type="dxa" w:w="1872"/>
+            <w:vAlign w:val="top"/>
+          </w:tcPr>
+          <w:p>
+            <w:pPr>
+              <w:spacing w:after="0"/>
+            </w:pPr>
+            <w:r>
+              <w:rPr>
+                <w:rFonts w:ascii="Arial Unicode MS" w:hAnsi="Arial Unicode MS" w:eastAsia="Arial Unicode MS" w:cs="Arial Unicode MS"/>
                 <w:b w:val="0"/>
                 <w:color w:val="000000"/>
                 <w:sz w:val="19"/>
@@ -790,109 +892,7 @@
             </w:pPr>
             <w:r>
               <w:rPr>
-                <w:rFonts w:ascii="Hiragino Sans" w:hAnsi="Hiragino Sans" w:eastAsia="Hiragino Sans" w:cs="Hiragino Sans"/>
-                <w:b w:val="0"/>
-                <w:color w:val="000000"/>
-                <w:sz w:val="19"/>
-              </w:rPr>
-              <w:t>7</w:t>
-            </w:r>
-          </w:p>
-        </w:tc>
-        <w:tc>
-          <w:tcPr>
-            <w:tcW w:type="dxa" w:w="1872"/>
-            <w:vAlign w:val="top"/>
-          </w:tcPr>
-          <w:p>
-            <w:pPr>
-              <w:spacing w:after="0"/>
-            </w:pPr>
-            <w:r>
-              <w:rPr>
-                <w:rFonts w:ascii="Hiragino Sans" w:hAnsi="Hiragino Sans" w:eastAsia="Hiragino Sans" w:cs="Hiragino Sans"/>
-                <w:b w:val="0"/>
-                <w:color w:val="000000"/>
-                <w:sz w:val="19"/>
-              </w:rPr>
-              <w:t>内部監査</w:t>
-            </w:r>
-          </w:p>
-        </w:tc>
-        <w:tc>
-          <w:tcPr>
-            <w:tcW w:type="dxa" w:w="1872"/>
-            <w:vAlign w:val="top"/>
-          </w:tcPr>
-          <w:p>
-            <w:pPr>
-              <w:spacing w:after="0"/>
-            </w:pPr>
-            <w:r>
-              <w:rPr>
-                <w:rFonts w:ascii="Hiragino Sans" w:hAnsi="Hiragino Sans" w:eastAsia="Hiragino Sans" w:cs="Hiragino Sans"/>
-                <w:b w:val="0"/>
-                <w:color w:val="000000"/>
-                <w:sz w:val="19"/>
-              </w:rPr>
-              <w:t>未実施</w:t>
-            </w:r>
-          </w:p>
-        </w:tc>
-        <w:tc>
-          <w:tcPr>
-            <w:tcW w:type="dxa" w:w="1872"/>
-            <w:vAlign w:val="top"/>
-          </w:tcPr>
-          <w:p>
-            <w:pPr>
-              <w:spacing w:after="0"/>
-            </w:pPr>
-            <w:r>
-              <w:rPr>
-                <w:rFonts w:ascii="Hiragino Sans" w:hAnsi="Hiragino Sans" w:eastAsia="Hiragino Sans" w:cs="Hiragino Sans"/>
-                <w:b w:val="0"/>
-                <w:color w:val="000000"/>
-                <w:sz w:val="19"/>
-              </w:rPr>
-              <w:t>内部監査担当、独立性、初年度監査範囲</w:t>
-            </w:r>
-          </w:p>
-        </w:tc>
-        <w:tc>
-          <w:tcPr>
-            <w:tcW w:type="dxa" w:w="1872"/>
-            <w:vAlign w:val="top"/>
-          </w:tcPr>
-          <w:p>
-            <w:pPr>
-              <w:spacing w:after="0"/>
-            </w:pPr>
-            <w:r>
-              <w:rPr>
-                <w:rFonts w:ascii="Hiragino Sans" w:hAnsi="Hiragino Sans" w:eastAsia="Hiragino Sans" w:cs="Hiragino Sans"/>
-                <w:b w:val="0"/>
-                <w:color w:val="000000"/>
-                <w:sz w:val="19"/>
-              </w:rPr>
-              <w:t>高</w:t>
-            </w:r>
-          </w:p>
-        </w:tc>
-      </w:tr>
-      <w:tr>
-        <w:tc>
-          <w:tcPr>
-            <w:tcW w:type="dxa" w:w="1872"/>
-            <w:vAlign w:val="top"/>
-          </w:tcPr>
-          <w:p>
-            <w:pPr>
-              <w:spacing w:after="0"/>
-            </w:pPr>
-            <w:r>
-              <w:rPr>
-                <w:rFonts w:ascii="Hiragino Sans" w:hAnsi="Hiragino Sans" w:eastAsia="Hiragino Sans" w:cs="Hiragino Sans"/>
+                <w:rFonts w:ascii="Arial Unicode MS" w:hAnsi="Arial Unicode MS" w:eastAsia="Arial Unicode MS" w:cs="Arial Unicode MS"/>
                 <w:b w:val="0"/>
                 <w:color w:val="000000"/>
                 <w:sz w:val="19"/>
@@ -912,7 +912,7 @@
             </w:pPr>
             <w:r>
               <w:rPr>
-                <w:rFonts w:ascii="Hiragino Sans" w:hAnsi="Hiragino Sans" w:eastAsia="Hiragino Sans" w:cs="Hiragino Sans"/>
+                <w:rFonts w:ascii="Arial Unicode MS" w:hAnsi="Arial Unicode MS" w:eastAsia="Arial Unicode MS" w:cs="Arial Unicode MS"/>
                 <w:b w:val="0"/>
                 <w:color w:val="000000"/>
                 <w:sz w:val="19"/>
@@ -932,12 +932,12 @@
             </w:pPr>
             <w:r>
               <w:rPr>
-                <w:rFonts w:ascii="Hiragino Sans" w:hAnsi="Hiragino Sans" w:eastAsia="Hiragino Sans" w:cs="Hiragino Sans"/>
+                <w:rFonts w:ascii="Arial Unicode MS" w:hAnsi="Arial Unicode MS" w:eastAsia="Arial Unicode MS" w:cs="Arial Unicode MS"/>
                 <w:b w:val="0"/>
                 <w:color w:val="000000"/>
                 <w:sz w:val="19"/>
               </w:rPr>
-              <w:t>Google Workspace、Notion、マネーフォワード等を利用</w:t>
+              <w:t>情報セキュリティ責任者は張、個人情報保護責任者は柿塚。主要サービスMFA必須。プライバシーポリシーは未公開。</w:t>
             </w:r>
           </w:p>
         </w:tc>
@@ -952,12 +952,12 @@
             </w:pPr>
             <w:r>
               <w:rPr>
-                <w:rFonts w:ascii="Hiragino Sans" w:hAnsi="Hiragino Sans" w:eastAsia="Hiragino Sans" w:cs="Hiragino Sans"/>
+                <w:rFonts w:ascii="Arial Unicode MS" w:hAnsi="Arial Unicode MS" w:eastAsia="Arial Unicode MS" w:cs="Arial Unicode MS"/>
                 <w:b w:val="0"/>
                 <w:color w:val="000000"/>
                 <w:sz w:val="19"/>
               </w:rPr>
-              <w:t>アカウント棚卸、退職時削除、AI入力禁止情報の運用</w:t>
+              <w:t>プライバシーポリシー公開時期、AI入力禁止情報の詳細、ログ管理、インシデント時の連絡手段・顧客報告判断者</w:t>
             </w:r>
           </w:p>
         </w:tc>
@@ -972,7 +972,7 @@
             </w:pPr>
             <w:r>
               <w:rPr>
-                <w:rFonts w:ascii="Hiragino Sans" w:hAnsi="Hiragino Sans" w:eastAsia="Hiragino Sans" w:cs="Hiragino Sans"/>
+                <w:rFonts w:ascii="Arial Unicode MS" w:hAnsi="Arial Unicode MS" w:eastAsia="Arial Unicode MS" w:cs="Arial Unicode MS"/>
                 <w:b w:val="0"/>
                 <w:color w:val="000000"/>
                 <w:sz w:val="19"/>
@@ -994,7 +994,7 @@
             </w:pPr>
             <w:r>
               <w:rPr>
-                <w:rFonts w:ascii="Hiragino Sans" w:hAnsi="Hiragino Sans" w:eastAsia="Hiragino Sans" w:cs="Hiragino Sans"/>
+                <w:rFonts w:ascii="Arial Unicode MS" w:hAnsi="Arial Unicode MS" w:eastAsia="Arial Unicode MS" w:cs="Arial Unicode MS"/>
                 <w:b w:val="0"/>
                 <w:color w:val="000000"/>
                 <w:sz w:val="19"/>
@@ -1014,12 +1014,12 @@
             </w:pPr>
             <w:r>
               <w:rPr>
-                <w:rFonts w:ascii="Hiragino Sans" w:hAnsi="Hiragino Sans" w:eastAsia="Hiragino Sans" w:cs="Hiragino Sans"/>
+                <w:rFonts w:ascii="Arial Unicode MS" w:hAnsi="Arial Unicode MS" w:eastAsia="Arial Unicode MS" w:cs="Arial Unicode MS"/>
                 <w:b w:val="0"/>
                 <w:color w:val="000000"/>
                 <w:sz w:val="19"/>
               </w:rPr>
-              <w:t>関連当事者</w:t>
+              <w:t>文書・証跡</w:t>
             </w:r>
           </w:p>
         </w:tc>
@@ -1034,12 +1034,12 @@
             </w:pPr>
             <w:r>
               <w:rPr>
-                <w:rFonts w:ascii="Hiragino Sans" w:hAnsi="Hiragino Sans" w:eastAsia="Hiragino Sans" w:cs="Hiragino Sans"/>
+                <w:rFonts w:ascii="Arial Unicode MS" w:hAnsi="Arial Unicode MS" w:eastAsia="Arial Unicode MS" w:cs="Arial Unicode MS"/>
                 <w:b w:val="0"/>
                 <w:color w:val="000000"/>
                 <w:sz w:val="19"/>
               </w:rPr>
-              <w:t>調査票・リスト未整備</w:t>
+              <w:t>文書管理台帳はNotion。Google Drive、Notion、マネーフォワード権限管理者は出水。契約書は電子契約中心。</w:t>
             </w:r>
           </w:p>
         </w:tc>
@@ -1054,12 +1054,12 @@
             </w:pPr>
             <w:r>
               <w:rPr>
-                <w:rFonts w:ascii="Hiragino Sans" w:hAnsi="Hiragino Sans" w:eastAsia="Hiragino Sans" w:cs="Hiragino Sans"/>
+                <w:rFonts w:ascii="Arial Unicode MS" w:hAnsi="Arial Unicode MS" w:eastAsia="Arial Unicode MS" w:cs="Arial Unicode MS"/>
                 <w:b w:val="0"/>
                 <w:color w:val="000000"/>
                 <w:sz w:val="19"/>
               </w:rPr>
-              <w:t>対象者範囲、年次調査、取締役会承認が必要な取引基準</w:t>
+              <w:t>電子帳簿保存法対応、フォルダ・ページ設計、保存期間10年中心の妥当性、紙原本発生時の統制</w:t>
             </w:r>
           </w:p>
         </w:tc>
@@ -1074,7 +1074,7 @@
             </w:pPr>
             <w:r>
               <w:rPr>
-                <w:rFonts w:ascii="Hiragino Sans" w:hAnsi="Hiragino Sans" w:eastAsia="Hiragino Sans" w:cs="Hiragino Sans"/>
+                <w:rFonts w:ascii="Arial Unicode MS" w:hAnsi="Arial Unicode MS" w:eastAsia="Arial Unicode MS" w:cs="Arial Unicode MS"/>
                 <w:b w:val="0"/>
                 <w:color w:val="000000"/>
                 <w:sz w:val="19"/>
@@ -1096,7 +1096,7 @@
             </w:pPr>
             <w:r>
               <w:rPr>
-                <w:rFonts w:ascii="Hiragino Sans" w:hAnsi="Hiragino Sans" w:eastAsia="Hiragino Sans" w:cs="Hiragino Sans"/>
+                <w:rFonts w:ascii="Arial Unicode MS" w:hAnsi="Arial Unicode MS" w:eastAsia="Arial Unicode MS" w:cs="Arial Unicode MS"/>
                 <w:b w:val="0"/>
                 <w:color w:val="000000"/>
                 <w:sz w:val="19"/>
@@ -1116,12 +1116,12 @@
             </w:pPr>
             <w:r>
               <w:rPr>
-                <w:rFonts w:ascii="Hiragino Sans" w:hAnsi="Hiragino Sans" w:eastAsia="Hiragino Sans" w:cs="Hiragino Sans"/>
+                <w:rFonts w:ascii="Arial Unicode MS" w:hAnsi="Arial Unicode MS" w:eastAsia="Arial Unicode MS" w:cs="Arial Unicode MS"/>
                 <w:b w:val="0"/>
                 <w:color w:val="000000"/>
                 <w:sz w:val="19"/>
               </w:rPr>
-              <w:t>労務規程</w:t>
+              <w:t>販売・購買・外注・クレーム</w:t>
             </w:r>
           </w:p>
         </w:tc>
@@ -1136,12 +1136,12 @@
             </w:pPr>
             <w:r>
               <w:rPr>
-                <w:rFonts w:ascii="Hiragino Sans" w:hAnsi="Hiragino Sans" w:eastAsia="Hiragino Sans" w:cs="Hiragino Sans"/>
+                <w:rFonts w:ascii="Arial Unicode MS" w:hAnsi="Arial Unicode MS" w:eastAsia="Arial Unicode MS" w:cs="Arial Unicode MS"/>
                 <w:b w:val="0"/>
                 <w:color w:val="000000"/>
                 <w:sz w:val="19"/>
               </w:rPr>
-              <w:t>就業規則等は未確認</w:t>
+              <w:t>MFとNotionを中心に運用。購買相見積は50万円以上目安。外注検収は発注部門責任者。クレーム管理責任者は管理部。</w:t>
             </w:r>
           </w:p>
         </w:tc>
@@ -1156,12 +1156,12 @@
             </w:pPr>
             <w:r>
               <w:rPr>
-                <w:rFonts w:ascii="Hiragino Sans" w:hAnsi="Hiragino Sans" w:eastAsia="Hiragino Sans" w:cs="Hiragino Sans"/>
+                <w:rFonts w:ascii="Arial Unicode MS" w:hAnsi="Arial Unicode MS" w:eastAsia="Arial Unicode MS" w:cs="Arial Unicode MS"/>
                 <w:b w:val="0"/>
                 <w:color w:val="000000"/>
                 <w:sz w:val="19"/>
               </w:rPr>
-              <w:t>就業規則、給与規程、ハラスメント防止、育児介護規程等の整備状況</w:t>
+              <w:t>承認フロー、発注担当者、外注先選定基準、返金・値引・補償・契約解除の金額基準、研修品質問題の初動責任者</w:t>
             </w:r>
           </w:p>
         </w:tc>
@@ -1176,7 +1176,7 @@
             </w:pPr>
             <w:r>
               <w:rPr>
-                <w:rFonts w:ascii="Hiragino Sans" w:hAnsi="Hiragino Sans" w:eastAsia="Hiragino Sans" w:cs="Hiragino Sans"/>
+                <w:rFonts w:ascii="Arial Unicode MS" w:hAnsi="Arial Unicode MS" w:eastAsia="Arial Unicode MS" w:cs="Arial Unicode MS"/>
                 <w:b w:val="0"/>
                 <w:color w:val="000000"/>
                 <w:sz w:val="19"/>
@@ -1194,7 +1194,7 @@
       </w:pPr>
       <w:r>
         <w:rPr>
-          <w:rFonts w:ascii="Hiragino Sans" w:hAnsi="Hiragino Sans" w:eastAsia="Hiragino Sans" w:cs="Hiragino Sans"/>
+          <w:rFonts w:ascii="Arial Unicode MS" w:hAnsi="Arial Unicode MS" w:eastAsia="Arial Unicode MS" w:cs="Arial Unicode MS"/>
           <w:b/>
           <w:color w:val="2E74B5"/>
           <w:sz w:val="26"/>
@@ -1210,12 +1210,12 @@
       </w:pPr>
       <w:r>
         <w:rPr>
-          <w:rFonts w:ascii="Hiragino Sans" w:hAnsi="Hiragino Sans" w:eastAsia="Hiragino Sans" w:cs="Hiragino Sans"/>
+          <w:rFonts w:ascii="Arial Unicode MS" w:hAnsi="Arial Unicode MS" w:eastAsia="Arial Unicode MS" w:cs="Arial Unicode MS"/>
           <w:b w:val="0"/>
           <w:color w:val="000000"/>
           <w:sz w:val="22"/>
         </w:rPr>
-        <w:t>現時点の規程26本の粒度が、TOKYO PRO Market準備段階として過不足ないか。</w:t>
+        <w:t>現時点の規程35本の粒度が、TOKYO PRO Market準備段階として過不足ないか。</w:t>
       </w:r>
     </w:p>
     <w:p>
@@ -1226,12 +1226,12 @@
       </w:pPr>
       <w:r>
         <w:rPr>
-          <w:rFonts w:ascii="Hiragino Sans" w:hAnsi="Hiragino Sans" w:eastAsia="Hiragino Sans" w:cs="Hiragino Sans"/>
+          <w:rFonts w:ascii="Arial Unicode MS" w:hAnsi="Arial Unicode MS" w:eastAsia="Arial Unicode MS" w:cs="Arial Unicode MS"/>
           <w:b w:val="0"/>
           <w:color w:val="000000"/>
           <w:sz w:val="22"/>
         </w:rPr>
-        <w:t>グロース市場を見据えた場合に、今から追加すべき規程・細則・要領があるか。</w:t>
+        <w:t>グロース市場を見据えた場合に、今から追加すべき規程、細則、要領、業務フロー、RCMがあるか。</w:t>
       </w:r>
     </w:p>
     <w:p>
@@ -1242,7 +1242,7 @@
       </w:pPr>
       <w:r>
         <w:rPr>
-          <w:rFonts w:ascii="Hiragino Sans" w:hAnsi="Hiragino Sans" w:eastAsia="Hiragino Sans" w:cs="Hiragino Sans"/>
+          <w:rFonts w:ascii="Arial Unicode MS" w:hAnsi="Arial Unicode MS" w:eastAsia="Arial Unicode MS" w:cs="Arial Unicode MS"/>
           <w:b w:val="0"/>
           <w:color w:val="000000"/>
           <w:sz w:val="22"/>
@@ -1258,7 +1258,7 @@
       </w:pPr>
       <w:r>
         <w:rPr>
-          <w:rFonts w:ascii="Hiragino Sans" w:hAnsi="Hiragino Sans" w:eastAsia="Hiragino Sans" w:cs="Hiragino Sans"/>
+          <w:rFonts w:ascii="Arial Unicode MS" w:hAnsi="Arial Unicode MS" w:eastAsia="Arial Unicode MS" w:cs="Arial Unicode MS"/>
           <w:b w:val="0"/>
           <w:color w:val="000000"/>
           <w:sz w:val="22"/>
@@ -1643,7 +1643,7 @@
       <w:spacing w:after="120" w:line="264" w:lineRule="auto"/>
     </w:pPr>
     <w:rPr>
-      <w:rFonts w:ascii="Hiragino Sans" w:hAnsi="Hiragino Sans" w:eastAsia="Hiragino Sans"/>
+      <w:rFonts w:ascii="Arial Unicode MS" w:hAnsi="Arial Unicode MS" w:eastAsia="Arial Unicode MS"/>
       <w:sz w:val="22"/>
     </w:rPr>
   </w:style>
